--- a/a7/build/out/u4/A7 4.01 Adding and Subtracting in Scientific Notation - Lesson Plan.docx
+++ b/a7/build/out/u4/A7 4.01 Adding and Subtracting in Scientific Notation - Lesson Plan.docx
@@ -1623,7 +1623,7 @@
                 <w:color w:val="1A1A1A"/>
                 <w:sz w:val="19"/>
               </w:rPr>
-              <w:t>Post the target; say the 'today' line and nothing else yet.</w:t>
+              <w:t>Post the target; say the one line the Teacher's Edition gives for it, and nothing else yet.</w:t>
             </w:r>
           </w:p>
         </w:tc>

--- a/a7/build/out/u4/A7 4.01 Adding and Subtracting in Scientific Notation - Lesson Plan.docx
+++ b/a7/build/out/u4/A7 4.01 Adding and Subtracting in Scientific Notation - Lesson Plan.docx
@@ -3359,7 +3359,7 @@
                 <w:sz w:val="20"/>
                 <w:vertAlign w:val="superscript"/>
               </w:rPr>
-              <w:t>8</w:t>
+              <w:t>6</w:t>
             </w:r>
             <w:r>
               <w:rPr>
@@ -4164,7 +4164,7 @@
             <w:r>
               <w:drawing>
                 <wp:inline xmlns:a="http://schemas.openxmlformats.org/drawingml/2006/main" xmlns:pic="http://schemas.openxmlformats.org/drawingml/2006/picture">
-                  <wp:extent cx="1459992" cy="170688"/>
+                  <wp:extent cx="1459992" cy="173736"/>
                   <wp:docPr id="2" name="Picture 2"/>
                   <wp:cNvGraphicFramePr>
                     <a:graphicFrameLocks noChangeAspect="1"/>
@@ -4173,7 +4173,7 @@
                     <a:graphicData uri="http://schemas.openxmlformats.org/drawingml/2006/picture">
                       <pic:pic>
                         <pic:nvPicPr>
-                          <pic:cNvPr id="0" name="db3f8cc101520359.png"/>
+                          <pic:cNvPr id="0" name="276f7831113d7117.png"/>
                           <pic:cNvPicPr/>
                         </pic:nvPicPr>
                         <pic:blipFill>
@@ -4185,7 +4185,7 @@
                         <pic:spPr>
                           <a:xfrm>
                             <a:off x="0" y="0"/>
-                            <a:ext cx="1459992" cy="170688"/>
+                            <a:ext cx="1459992" cy="173736"/>
                           </a:xfrm>
                           <a:prstGeom prst="rect"/>
                         </pic:spPr>
@@ -4224,7 +4224,7 @@
                 <w:color w:val="9E1B32"/>
                 <w:sz w:val="18"/>
               </w:rPr>
-              <w:t>1.3 × 10</w:t>
+              <w:t>1.1 × 10</w:t>
             </w:r>
             <w:r>
               <w:rPr>
@@ -4234,7 +4234,7 @@
                 <w:sz w:val="18"/>
                 <w:vertAlign w:val="superscript"/>
               </w:rPr>
-              <w:t>-4</w:t>
+              <w:t>-5</w:t>
             </w:r>
           </w:p>
         </w:tc>
@@ -4265,7 +4265,7 @@
                 <w:color w:val="1A1A1A"/>
                 <w:sz w:val="18"/>
               </w:rPr>
-              <w:t>13 × 10</w:t>
+              <w:t>11 × 10</w:t>
             </w:r>
             <w:r>
               <w:rPr>
@@ -4275,7 +4275,7 @@
                 <w:sz w:val="18"/>
                 <w:vertAlign w:val="superscript"/>
               </w:rPr>
-              <w:t>-5</w:t>
+              <w:t>-6</w:t>
             </w:r>
             <w:r>
               <w:rPr>
@@ -4284,7 +4284,7 @@
                 <w:color w:val="1A1A1A"/>
                 <w:sz w:val="18"/>
               </w:rPr>
-              <w:t xml:space="preserve"> — right value, but 13 is not less than 10 [B1G-M 8.NSO.1.5 named misconception: leaving 12 × 10</w:t>
+              <w:t xml:space="preserve"> — right value, but 11 is not less than 10 [B1G-M 8.NSO.1.5 named misconception: leaving 12 × 10</w:t>
             </w:r>
             <w:r>
               <w:rPr>
@@ -4322,7 +4322,7 @@
                 <w:color w:val="1A1A1A"/>
                 <w:sz w:val="18"/>
               </w:rPr>
-              <w:t>]; 1.3 × 10</w:t>
+              <w:t>]; 1.1 × 10</w:t>
             </w:r>
             <w:r>
               <w:rPr>
@@ -4332,7 +4332,7 @@
                 <w:sz w:val="18"/>
                 <w:vertAlign w:val="superscript"/>
               </w:rPr>
-              <w:t>-10</w:t>
+              <w:t>-11</w:t>
             </w:r>
             <w:r>
               <w:rPr>
@@ -4341,7 +4341,26 @@
                 <w:color w:val="1A1A1A"/>
                 <w:sz w:val="18"/>
               </w:rPr>
-              <w:t xml:space="preserve"> — the exponents were added</w:t>
+              <w:t xml:space="preserve"> — the exponents were added, giving 11 × 10</w:t>
+            </w:r>
+            <w:r>
+              <w:rPr>
+                <w:b w:val="0"/>
+                <w:i w:val="0"/>
+                <w:color w:val="1A1A1A"/>
+                <w:sz w:val="18"/>
+                <w:vertAlign w:val="superscript"/>
+              </w:rPr>
+              <w:t>-12</w:t>
+            </w:r>
+            <w:r>
+              <w:rPr>
+                <w:b w:val="0"/>
+                <w:i w:val="0"/>
+                <w:color w:val="1A1A1A"/>
+                <w:sz w:val="18"/>
+              </w:rPr>
+              <w:t>, and the answer was then finished</w:t>
             </w:r>
           </w:p>
         </w:tc>
@@ -4610,7 +4629,7 @@
                 <w:color w:val="1A1A1A"/>
                 <w:sz w:val="18"/>
               </w:rPr>
-              <w:t>(1.3 × 10</w:t>
+              <w:t>(1.6 × 10</w:t>
             </w:r>
             <w:r>
               <w:rPr>
@@ -4620,7 +4639,7 @@
                 <w:sz w:val="18"/>
                 <w:vertAlign w:val="superscript"/>
               </w:rPr>
-              <w:t>3</w:t>
+              <w:t>4</w:t>
             </w:r>
             <w:r>
               <w:rPr>
@@ -4629,7 +4648,7 @@
                 <w:color w:val="1A1A1A"/>
                 <w:sz w:val="18"/>
               </w:rPr>
-              <w:t>) + (3.4 × 10</w:t>
+              <w:t>) + (2.3 × 10</w:t>
             </w:r>
             <w:r>
               <w:rPr>
@@ -4639,7 +4658,7 @@
                 <w:sz w:val="18"/>
                 <w:vertAlign w:val="superscript"/>
               </w:rPr>
-              <w:t>5</w:t>
+              <w:t>6</w:t>
             </w:r>
             <w:r>
               <w:rPr>
@@ -4679,7 +4698,7 @@
                 <w:color w:val="9E1B32"/>
                 <w:sz w:val="18"/>
               </w:rPr>
-              <w:t>C — 3.413 × 10</w:t>
+              <w:t>C — 2.316 × 10</w:t>
             </w:r>
             <w:r>
               <w:rPr>
@@ -4689,7 +4708,7 @@
                 <w:sz w:val="18"/>
                 <w:vertAlign w:val="superscript"/>
               </w:rPr>
-              <w:t>5</w:t>
+              <w:t>6</w:t>
             </w:r>
           </w:p>
         </w:tc>
@@ -4777,7 +4796,7 @@
                 <w:color w:val="1A1A1A"/>
                 <w:sz w:val="18"/>
               </w:rPr>
-              <w:t>]; (D) 1.3 × 10</w:t>
+              <w:t>]; (D) 1.6 × 10</w:t>
             </w:r>
             <w:r>
               <w:rPr>
@@ -4787,7 +4806,7 @@
                 <w:sz w:val="18"/>
                 <w:vertAlign w:val="superscript"/>
               </w:rPr>
-              <w:t>3</w:t>
+              <w:t>4</w:t>
             </w:r>
             <w:r>
               <w:rPr>
@@ -4796,7 +4815,7 @@
                 <w:color w:val="1A1A1A"/>
                 <w:sz w:val="18"/>
               </w:rPr>
-              <w:t xml:space="preserve"> was rewritten as 0.13 × 10</w:t>
+              <w:t xml:space="preserve"> was rewritten as 0.16 × 10</w:t>
             </w:r>
             <w:r>
               <w:rPr>
@@ -4806,7 +4825,7 @@
                 <w:sz w:val="18"/>
                 <w:vertAlign w:val="superscript"/>
               </w:rPr>
-              <w:t>5</w:t>
+              <w:t>6</w:t>
             </w:r>
             <w:r>
               <w:rPr>
@@ -5523,7 +5542,7 @@
                 <w:color w:val="1A1A1A"/>
                 <w:sz w:val="18"/>
               </w:rPr>
-              <w:t>Devon writes (1.3 × 10</w:t>
+              <w:t>Devon writes (1.9 × 10</w:t>
             </w:r>
             <w:r>
               <w:rPr>
@@ -5533,7 +5552,7 @@
                 <w:sz w:val="18"/>
                 <w:vertAlign w:val="superscript"/>
               </w:rPr>
-              <w:t>3</w:t>
+              <w:t>2</w:t>
             </w:r>
             <w:r>
               <w:rPr>
@@ -5542,7 +5561,7 @@
                 <w:color w:val="1A1A1A"/>
                 <w:sz w:val="18"/>
               </w:rPr>
-              <w:t>) + (3.4 × 10</w:t>
+              <w:t>) + (6.6 × 10</w:t>
             </w:r>
             <w:r>
               <w:rPr>
@@ -5552,7 +5571,7 @@
                 <w:sz w:val="18"/>
                 <w:vertAlign w:val="superscript"/>
               </w:rPr>
-              <w:t>5</w:t>
+              <w:t>4</w:t>
             </w:r>
             <w:r>
               <w:rPr>
@@ -5561,7 +5580,7 @@
                 <w:color w:val="1A1A1A"/>
                 <w:sz w:val="18"/>
               </w:rPr>
-              <w:t>) = 4.7 × 10</w:t>
+              <w:t>) = 8.5 × 10</w:t>
             </w:r>
             <w:r>
               <w:rPr>
@@ -5571,7 +5590,7 @@
                 <w:sz w:val="18"/>
                 <w:vertAlign w:val="superscript"/>
               </w:rPr>
-              <w:t>8</w:t>
+              <w:t>6</w:t>
             </w:r>
             <w:r>
               <w:rPr>
@@ -5611,7 +5630,7 @@
                 <w:color w:val="9E1B32"/>
                 <w:sz w:val="18"/>
               </w:rPr>
-              <w:t>3.413 × 10</w:t>
+              <w:t>6.619 × 10</w:t>
             </w:r>
             <w:r>
               <w:rPr>
@@ -5621,7 +5640,7 @@
                 <w:sz w:val="18"/>
                 <w:vertAlign w:val="superscript"/>
               </w:rPr>
-              <w:t>5</w:t>
+              <w:t>4</w:t>
             </w:r>
           </w:p>
         </w:tc>
@@ -5652,7 +5671,7 @@
                 <w:color w:val="1A1A1A"/>
                 <w:sz w:val="18"/>
               </w:rPr>
-              <w:t>'he added wrong' — no mistake is actually named [the item asks which two]; 4.7 × 10</w:t>
+              <w:t>'he added wrong' — no mistake is actually named [the item asks which two]; 8.5 × 10</w:t>
             </w:r>
             <w:r>
               <w:rPr>
@@ -5662,7 +5681,7 @@
                 <w:sz w:val="18"/>
                 <w:vertAlign w:val="superscript"/>
               </w:rPr>
-              <w:t>5</w:t>
+              <w:t>4</w:t>
             </w:r>
             <w:r>
               <w:rPr>
@@ -6003,7 +6022,7 @@
                 <w:color w:val="1A1A1A"/>
                 <w:sz w:val="21"/>
               </w:rPr>
-              <w:t xml:space="preserve">  Board 9 is written work and it is the exit evidence: the student has to name both of Devon's mistakes separately and give 3.413 × 10</w:t>
+              <w:t xml:space="preserve">  Board 9 is written work and it is the exit evidence: the student has to name both of Devon's mistakes separately and give 6.619 × 10</w:t>
             </w:r>
             <w:r>
               <w:rPr>
@@ -6013,7 +6032,7 @@
                 <w:sz w:val="21"/>
                 <w:vertAlign w:val="superscript"/>
               </w:rPr>
-              <w:t>5</w:t>
+              <w:t>4</w:t>
             </w:r>
             <w:r>
               <w:rPr>
@@ -6113,7 +6132,7 @@
                 <w:color w:val="1A1A1A"/>
                 <w:sz w:val="21"/>
               </w:rPr>
-              <w:t xml:space="preserve">  Whiteboards and markers. Calculators are allowed on everything; entering 6E−5 + 7E−5 and reading 1.3E−4 back off the display is worth thirty seconds at whiteboard 3.</w:t>
+              <w:t xml:space="preserve">  Whiteboards and markers. Calculators are allowed on everything; entering 8E−6 + 3E−6 and reading 1.1E−5 back off the display is worth thirty seconds at whiteboard 3.</w:t>
             </w:r>
           </w:p>
           <w:p>

--- a/a7/build/out/u4/A7 4.01 Adding and Subtracting in Scientific Notation - Lesson Plan.docx
+++ b/a7/build/out/u4/A7 4.01 Adding and Subtracting in Scientific Notation - Lesson Plan.docx
@@ -1721,7 +1721,7 @@
                 <w:color w:val="1A1A1A"/>
                 <w:sz w:val="19"/>
               </w:rPr>
-              <w:t>5</w:t>
+              <w:t>6</w:t>
             </w:r>
           </w:p>
         </w:tc>
@@ -1752,7 +1752,7 @@
                 <w:color w:val="1A1A1A"/>
                 <w:sz w:val="19"/>
               </w:rPr>
-              <w:t>Two minutes silent, then reveal. One sentence of reteach per question at most.</w:t>
+              <w:t>Two minutes silent, then reveal. One sentence of reteach per question at most. Then the new words, read once.</w:t>
             </w:r>
           </w:p>
         </w:tc>
@@ -1783,7 +1783,7 @@
                 <w:color w:val="1A1A1A"/>
                 <w:sz w:val="19"/>
               </w:rPr>
-              <w:t>Four retrieval questions, alone, no notes.</w:t>
+              <w:t>Four retrieval questions, alone, no notes. Then copy the new words.</w:t>
             </w:r>
           </w:p>
         </w:tc>
@@ -2495,7 +2495,7 @@
                 <w:color w:val="1A1A1A"/>
                 <w:sz w:val="19"/>
               </w:rPr>
-              <w:t>13</w:t>
+              <w:t>12</w:t>
             </w:r>
           </w:p>
         </w:tc>
@@ -3056,7 +3056,7 @@
                 <w:color w:val="1A1A1A"/>
                 <w:sz w:val="21"/>
               </w:rPr>
-              <w:t xml:space="preserve">  The nine-question whiteboard round (13 minutes) and then the six-question independent set, silent and written.</w:t>
+              <w:t xml:space="preserve">  The nine-question whiteboard round (12 minutes) and then the six-question independent set, silent and written.</w:t>
             </w:r>
           </w:p>
         </w:tc>

--- a/a7/build/out/u4/A7 4.01 Adding and Subtracting in Scientific Notation - Lesson Plan.docx
+++ b/a7/build/out/u4/A7 4.01 Adding and Subtracting in Scientific Notation - Lesson Plan.docx
@@ -1881,7 +1881,7 @@
                 <w:color w:val="1A1A1A"/>
                 <w:sz w:val="19"/>
               </w:rPr>
-              <w:t>Teach from the front. Expand once per law; say the OFF line out loud.</w:t>
+              <w:t>Teach from the front; say the OFF line out loud.</w:t>
             </w:r>
           </w:p>
         </w:tc>
@@ -6155,7 +6155,7 @@
                 <w:color w:val="1A1A1A"/>
                 <w:sz w:val="21"/>
               </w:rPr>
-              <w:t xml:space="preserve">  The six-question independent set is worked silently in class; whatever is not finished goes home. IXL, all skills required to a SmartScore of 67, due at the start of the next class: Add and subtract numbers written in scientific notation — HUR.</w:t>
+              <w:t xml:space="preserve">  The six-question independent set is worked silently in class; whatever is not finished goes home. IXL, all skills required to a SmartScore of 67, due by the Unit 4 test: Add and subtract numbers written in scientific notation — HUR.</w:t>
             </w:r>
           </w:p>
         </w:tc>

--- a/a7/build/out/u4/A7 4.01 Adding and Subtracting in Scientific Notation - Lesson Plan.docx
+++ b/a7/build/out/u4/A7 4.01 Adding and Subtracting in Scientific Notation - Lesson Plan.docx
@@ -1752,7 +1752,7 @@
                 <w:color w:val="1A1A1A"/>
                 <w:sz w:val="19"/>
               </w:rPr>
-              <w:t>Two minutes silent, then reveal. One sentence of reteach per question at most. Then the new words, read once.</w:t>
+              <w:t>Silent, then reveal. One sentence of reteach per question at most. Then the new words, read once.</w:t>
             </w:r>
           </w:p>
         </w:tc>
@@ -1881,7 +1881,7 @@
                 <w:color w:val="1A1A1A"/>
                 <w:sz w:val="19"/>
               </w:rPr>
-              <w:t>Teach from the front; say the OFF line out loud.</w:t>
+              <w:t>Teach from the front; say the off-slide sentence out loud.</w:t>
             </w:r>
           </w:p>
         </w:tc>
@@ -2815,7 +2815,7 @@
                 <w:color w:val="1A1A1A"/>
                 <w:sz w:val="19"/>
               </w:rPr>
-              <w:t>Start the skills; finish tonight.</w:t>
+              <w:t>Start the skills; due by the Unit 4 test.</w:t>
             </w:r>
           </w:p>
         </w:tc>
@@ -3010,7 +3010,7 @@
                 <w:color w:val="1A1A1A"/>
                 <w:sz w:val="21"/>
               </w:rPr>
-              <w:t xml:space="preserve">  The Notes slides and the worked half of each Example: the teacher writes, the class copies, and the OFF line is said out loud rather than printed.</w:t>
+              <w:t xml:space="preserve">  The Notes slides and the worked half of each Example: the teacher writes, the class copies, and the off-slide sentence is said out loud rather than printed.</w:t>
             </w:r>
           </w:p>
           <w:p>
